--- a/experiment/docs/07_可靠性压力测试与失败情景.docx
+++ b/experiment/docs/07_可靠性压力测试与失败情景.docx
@@ -471,7 +471,7 @@
                 <w:b w:val="0"/>
                 <w:sz w:val="18"/>
               </w:rPr>
-              <w:t>39</w:t>
+              <w:t>38</w:t>
             </w:r>
           </w:p>
         </w:tc>
@@ -653,7 +653,7 @@
       <w:r>
         <w:drawing>
           <wp:inline xmlns:a="http://schemas.openxmlformats.org/drawingml/2006/main" xmlns:pic="http://schemas.openxmlformats.org/drawingml/2006/picture">
-            <wp:extent cx="6080760" cy="3326449"/>
+            <wp:extent cx="6080760" cy="3305513"/>
             <wp:docPr id="1" name="Picture 1"/>
             <wp:cNvGraphicFramePr>
               <a:graphicFrameLocks noChangeAspect="1"/>
@@ -674,7 +674,7 @@
                   <pic:spPr>
                     <a:xfrm>
                       <a:off x="0" y="0"/>
-                      <a:ext cx="6080760" cy="3326449"/>
+                      <a:ext cx="6080760" cy="3305513"/>
                     </a:xfrm>
                     <a:prstGeom prst="rect"/>
                   </pic:spPr>
@@ -1332,7 +1332,7 @@
       <w:r>
         <w:drawing>
           <wp:inline xmlns:a="http://schemas.openxmlformats.org/drawingml/2006/main" xmlns:pic="http://schemas.openxmlformats.org/drawingml/2006/picture">
-            <wp:extent cx="6080760" cy="3326449"/>
+            <wp:extent cx="6080760" cy="3302631"/>
             <wp:docPr id="2" name="Picture 2"/>
             <wp:cNvGraphicFramePr>
               <a:graphicFrameLocks noChangeAspect="1"/>
@@ -1353,7 +1353,7 @@
                   <pic:spPr>
                     <a:xfrm>
                       <a:off x="0" y="0"/>
-                      <a:ext cx="6080760" cy="3326449"/>
+                      <a:ext cx="6080760" cy="3302631"/>
                     </a:xfrm>
                     <a:prstGeom prst="rect"/>
                   </pic:spPr>
@@ -1407,7 +1407,7 @@
       <w:r>
         <w:drawing>
           <wp:inline xmlns:a="http://schemas.openxmlformats.org/drawingml/2006/main" xmlns:pic="http://schemas.openxmlformats.org/drawingml/2006/picture">
-            <wp:extent cx="6080760" cy="3326449"/>
+            <wp:extent cx="6080760" cy="3305513"/>
             <wp:docPr id="3" name="Picture 3"/>
             <wp:cNvGraphicFramePr>
               <a:graphicFrameLocks noChangeAspect="1"/>
@@ -1428,7 +1428,7 @@
                   <pic:spPr>
                     <a:xfrm>
                       <a:off x="0" y="0"/>
-                      <a:ext cx="6080760" cy="3326449"/>
+                      <a:ext cx="6080760" cy="3305513"/>
                     </a:xfrm>
                     <a:prstGeom prst="rect"/>
                   </pic:spPr>
@@ -1459,7 +1459,7 @@
       <w:r>
         <w:drawing>
           <wp:inline xmlns:a="http://schemas.openxmlformats.org/drawingml/2006/main" xmlns:pic="http://schemas.openxmlformats.org/drawingml/2006/picture">
-            <wp:extent cx="6080760" cy="3326449"/>
+            <wp:extent cx="6080760" cy="3305513"/>
             <wp:docPr id="4" name="Picture 4"/>
             <wp:cNvGraphicFramePr>
               <a:graphicFrameLocks noChangeAspect="1"/>
@@ -1480,7 +1480,7 @@
                   <pic:spPr>
                     <a:xfrm>
                       <a:off x="0" y="0"/>
-                      <a:ext cx="6080760" cy="3326449"/>
+                      <a:ext cx="6080760" cy="3305513"/>
                     </a:xfrm>
                     <a:prstGeom prst="rect"/>
                   </pic:spPr>
@@ -1511,7 +1511,7 @@
       <w:r>
         <w:drawing>
           <wp:inline xmlns:a="http://schemas.openxmlformats.org/drawingml/2006/main" xmlns:pic="http://schemas.openxmlformats.org/drawingml/2006/picture">
-            <wp:extent cx="6080760" cy="3326449"/>
+            <wp:extent cx="6080760" cy="3305513"/>
             <wp:docPr id="5" name="Picture 5"/>
             <wp:cNvGraphicFramePr>
               <a:graphicFrameLocks noChangeAspect="1"/>
@@ -1532,7 +1532,7 @@
                   <pic:spPr>
                     <a:xfrm>
                       <a:off x="0" y="0"/>
-                      <a:ext cx="6080760" cy="3326449"/>
+                      <a:ext cx="6080760" cy="3305513"/>
                     </a:xfrm>
                     <a:prstGeom prst="rect"/>
                   </pic:spPr>
@@ -1565,7 +1565,7 @@
     </w:p>
     <w:p>
       <w:r>
-        <w:t>Q2最紧硬裕度2.328362秒，明显比最终Q3小。不能将两个不同任务方案的这个差解释为通信本身提高鲁棒性的因果效应。Q3不同候选的目标与路线均可能变化，本项目只报告各自的可测裕度。无风速/随机作业时间的实测分布，不虚构蒙特卡洛可靠率、置信区间或大样本实验。</w:t>
+        <w:t>Q2最紧硬裕度27.799828秒，明显比最终Q3小。不能将两个不同任务方案的这个差解释为通信本身提高鲁棒性的因果效应。Q3不同候选的目标与路线均可能变化，本项目只报告各自的可测裕度。无风速/随机作业时间的实测分布，不虚构蒙特卡洛可靠率、置信区间或大样本实验。</w:t>
       </w:r>
     </w:p>
     <w:p>
